--- a/PRODUCTS/05-reputation-agent.docx
+++ b/PRODUCTS/05-reputation-agent.docx
@@ -4575,6 +4575,63 @@
         <w:t xml:space="preserve"> "אשר את בקשת ההסרה" מהדייג'סט → HITL.</w:t>
       </w:r>
     </w:p>
+    <w:p>
+      <w:pPr>
+        <w:pStyle w:val="Heading1"/>
+      </w:pPr>
+      <w:r>
+        <w:t>הצוות (Agent Cast)</w:t>
+      </w:r>
+    </w:p>
+    <w:p>
+      <w:r>
+        <w:t>הצוות שעובד בשבילך — מחלקה של סוכנים, כל אחד עם תפקיד, עם מבקר שבודק את העבודה לפני שהיא יוצאת:</w:t>
+      </w:r>
+    </w:p>
+    <w:p>
+      <w:r>
+        <w:rPr>
+          <w:b/>
+        </w:rPr>
+        <w:t xml:space="preserve">•  עמנואל — המנטר: </w:t>
+      </w:r>
+      <w:r>
+        <w:t>סורק ביקורות, סושיאל ומנועי-AI.</w:t>
+      </w:r>
+    </w:p>
+    <w:p>
+      <w:r>
+        <w:rPr>
+          <w:b/>
+        </w:rPr>
+        <w:t xml:space="preserve">•  דן — המגיב: </w:t>
+      </w:r>
+      <w:r>
+        <w:t>מנסח תגובות ותוכן חיובי.</w:t>
+      </w:r>
+    </w:p>
+    <w:p>
+      <w:r>
+        <w:rPr>
+          <w:b/>
+        </w:rPr>
+        <w:t xml:space="preserve">•  אלון — השער האתי: </w:t>
+      </w:r>
+      <w:r>
+        <w:t>מסרב לפעול נגד עיתונות לגיטימית או לזייף ביקורות.</w:t>
+      </w:r>
+    </w:p>
+    <w:p>
+      <w:r>
+        <w:rPr>
+          <w:b/>
+        </w:rPr>
+        <w:t xml:space="preserve">•  CHIEF — המנהל: </w:t>
+      </w:r>
+      <w:r>
+        <w:t>מתאם בין הצוות.</w:t>
+      </w:r>
+    </w:p>
     <w:sectPr>
       <w:pgSz w:w="12240" w:h="15840"/>
       <w:pgMar w:top="1440" w:right="1800" w:bottom="1440" w:left="1800" w:header="720" w:footer="720" w:gutter="0"/>
